--- a/template_ishur_haaskaa.docx
+++ b/template_ishur_haaskaa.docx
@@ -225,7 +225,7 @@
         <w:rPr>
           <w:rtl/>
         </w:rPr>
-        <w:t>אישור העובד: קראתי וקיבלתי את המכתב ____________</w:t>
+        <w:t>חתימת מעסיק: ____________</w:t>
       </w:r>
       <w:r>
         <w:rPr>

--- a/template_ishur_haaskaa.docx
+++ b/template_ishur_haaskaa.docx
@@ -219,6 +219,20 @@
     </w:p>
     <w:p>
       <w:pPr>
+        <w:rPr>
+          <w:rtl/>
+        </w:rPr>
+      </w:pPr>
+      <w:r>
+        <w:rPr>
+          <w:rFonts w:hint="cs"/>
+          <w:rtl/>
+        </w:rPr>
+        <w:t>בברכה,</w:t>
+      </w:r>
+    </w:p>
+    <w:p>
+      <w:pPr>
         <w:bidi/>
       </w:pPr>
       <w:r>
@@ -235,21 +249,6 @@
           <w:rtl/>
         </w:rPr>
         <w:t>§§§§§§</w:t>
-      </w:r>
-    </w:p>
-    <w:p/>
-    <w:p>
-      <w:pPr>
-        <w:rPr>
-          <w:rtl/>
-        </w:rPr>
-      </w:pPr>
-      <w:r>
-        <w:rPr>
-          <w:rFonts w:hint="cs"/>
-          <w:rtl/>
-        </w:rPr>
-        <w:t>בברכה,</w:t>
       </w:r>
     </w:p>
     <w:p>

--- a/template_ishur_haaskaa.docx
+++ b/template_ishur_haaskaa.docx
@@ -219,13 +219,27 @@
     </w:p>
     <w:p>
       <w:pPr>
+        <w:rPr>
+          <w:rtl/>
+        </w:rPr>
+      </w:pPr>
+      <w:r>
+        <w:rPr>
+          <w:rFonts w:hint="cs"/>
+          <w:rtl/>
+        </w:rPr>
+        <w:t>בברכה,</w:t>
+      </w:r>
+    </w:p>
+    <w:p>
+      <w:pPr>
         <w:bidi/>
       </w:pPr>
       <w:r>
         <w:rPr>
           <w:rtl/>
         </w:rPr>
-        <w:t>אישור העובד: קראתי וקיבלתי את המכתב ____________</w:t>
+        <w:t>חתימת מעסיק: ____________</w:t>
       </w:r>
       <w:r>
         <w:rPr>
@@ -235,21 +249,6 @@
           <w:rtl/>
         </w:rPr>
         <w:t>§§§§§§</w:t>
-      </w:r>
-    </w:p>
-    <w:p/>
-    <w:p>
-      <w:pPr>
-        <w:rPr>
-          <w:rtl/>
-        </w:rPr>
-      </w:pPr>
-      <w:r>
-        <w:rPr>
-          <w:rFonts w:hint="cs"/>
-          <w:rtl/>
-        </w:rPr>
-        <w:t>בברכה,</w:t>
       </w:r>
     </w:p>
     <w:p>
